--- a/rapports/2026-06-06/EQ15/EQ15_enq2_v2/DR_082102000010/62-84-07-93.docx
+++ b/rapports/2026-06-06/EQ15/EQ15_enq2_v2/DR_082102000010/62-84-07-93.docx
@@ -297,7 +297,7 @@
           <w:color w:val="1F6FEB"/>
           <w:sz w:val="22"/>
         </w:rPr>
-        <w:t>⚠ INCOHÉRENCES À CORRIGER (144)</w:t>
+        <w:t>⚠ INCOHÉRENCES À CORRIGER (140)</w:t>
       </w:r>
     </w:p>
     <w:tbl>
@@ -454,7 +454,7 @@
                 <w:color w:val="16A34A"/>
                 <w:sz w:val="16"/>
               </w:rPr>
-              <w:t>s01q39</w:t>
+              <w:t>—</w:t>
             </w:r>
           </w:p>
         </w:tc>
@@ -485,7 +485,7 @@
                 <w:i w:val="0"/>
                 <w:sz w:val="17"/>
               </w:rPr>
-              <w:t>Incoherence! Boury Thiam 1 dispose d'un téléphone portable à s01q39, donc la raison évoquée ne peut pas être (ne dispose pas d'appareil).</w:t>
+              <w:t>Incoherence! Amadou Guisse a dit que son père a un niveau Secondaire 1er cycle alors que le père lui-même dit qu'il a un niveau Supérieur au niveau de la section 2.</w:t>
             </w:r>
           </w:p>
         </w:tc>
@@ -544,7 +544,7 @@
                 <w:color w:val="16A34A"/>
                 <w:sz w:val="16"/>
               </w:rPr>
-              <w:t>—</w:t>
+              <w:t>s01q25, s01q30, s04q23, s01q00b, s01q30_decode, s04q23_decode</w:t>
             </w:r>
           </w:p>
         </w:tc>
@@ -575,7 +575,7 @@
                 <w:i w:val="0"/>
                 <w:sz w:val="17"/>
               </w:rPr>
-              <w:t>Incoherence! IBRAHIMA THIAM a dit que sa mère a un niveau Aucun alors que la mère elle-même dit qu'elle a un niveau Secondaire 1 (Moyen) Général au niveau de la section 2.</w:t>
+              <w:t>Incoherence! Amadou Guisse a declaré que la catégorie socioprofessionnelle de son père est Ouvrier ou employé non qualifié alors que le père lui-même declare comme catégorie socioprofessionnelle Cadre supérieur au niveau de la section 4b.</w:t>
             </w:r>
           </w:p>
         </w:tc>
@@ -665,7 +665,7 @@
                 <w:i w:val="0"/>
                 <w:sz w:val="17"/>
               </w:rPr>
-              <w:t>Incoherence! Oumou THIAM a dit que son père a un niveau Supérieur alors que le père lui-même dit qu'il a un niveau Supérieur au niveau de la section 2.</w:t>
+              <w:t>Incoherence! Amadou Guisse a declaré que le secteur institutionnel de son père est Entreprise individuelle alors que le père lui-même declare comme secteur institutionnel Etat/Collectivités locales au niveau de la section 4b.</w:t>
             </w:r>
           </w:p>
         </w:tc>
@@ -755,7 +755,7 @@
                 <w:i w:val="0"/>
                 <w:sz w:val="17"/>
               </w:rPr>
-              <w:t>Incoherence! Serigne Abdou Thiam dispose d'un téléphone portable à s01q39, donc la raison évoquée ne peut pas être (ne dispose pas d'appareil).</w:t>
+              <w:t>Incoherence! Boury Thiam 1 dispose d'un téléphone portable à s01q39, donc la raison évoquée ne peut pas être (ne dispose pas d'appareil).</w:t>
             </w:r>
           </w:p>
         </w:tc>
@@ -814,7 +814,7 @@
                 <w:color w:val="16A34A"/>
                 <w:sz w:val="16"/>
               </w:rPr>
-              <w:t>s01q39</w:t>
+              <w:t>—</w:t>
             </w:r>
           </w:p>
         </w:tc>
@@ -845,7 +845,7 @@
                 <w:i w:val="0"/>
                 <w:sz w:val="17"/>
               </w:rPr>
-              <w:t>Incoherence! coumba Thiam dispose d'un téléphone portable à s01q39, donc la raison évoquée ne peut pas être (ne dispose pas d'appareil).</w:t>
+              <w:t>Incoherence! IBRAHIMA THIAM a dit que sa mère a un niveau Aucun alors que la mère elle-même dit qu'elle a un niveau Secondaire 1 (Moyen) Général au niveau de la section 2.</w:t>
             </w:r>
           </w:p>
         </w:tc>
@@ -935,7 +935,7 @@
                 <w:i w:val="0"/>
                 <w:sz w:val="17"/>
               </w:rPr>
-              <w:t>Incoherence! coumba Thiam a dit que sa mère a un niveau Aucun alors que la mère elle-même dit qu'elle a un niveau Secondaire 1 (Moyen) Général au niveau de la section 2.</w:t>
+              <w:t>Incoherence! Oumou THIAM a dit que son père a un niveau Supérieur alors que le père lui-même dit qu'il a un niveau Supérieur au niveau de la section 2.</w:t>
             </w:r>
           </w:p>
         </w:tc>
@@ -994,7 +994,7 @@
                 <w:color w:val="16A34A"/>
                 <w:sz w:val="16"/>
               </w:rPr>
-              <w:t>—</w:t>
+              <w:t>s01q39</w:t>
             </w:r>
           </w:p>
         </w:tc>
@@ -1025,7 +1025,7 @@
                 <w:i w:val="0"/>
                 <w:sz w:val="17"/>
               </w:rPr>
-              <w:t>Incoherence! SOULEYE THIAM a dit que sa mère a un niveau Aucun alors que la mère elle-même dit qu'elle a un niveau Secondaire 1 (Moyen) Général au niveau de la section 2.</w:t>
+              <w:t>Incoherence! Serigne Abdou Thiam dispose d'un téléphone portable à s01q39, donc la raison évoquée ne peut pas être (ne dispose pas d'appareil).</w:t>
             </w:r>
           </w:p>
         </w:tc>
@@ -1084,7 +1084,7 @@
                 <w:color w:val="16A34A"/>
                 <w:sz w:val="16"/>
               </w:rPr>
-              <w:t>—</w:t>
+              <w:t>s01q39</w:t>
             </w:r>
           </w:p>
         </w:tc>
@@ -1115,7 +1115,7 @@
                 <w:i w:val="0"/>
                 <w:sz w:val="17"/>
               </w:rPr>
-              <w:t>Incoherence! Amadou Guisse a dit que son père a un niveau Secondaire 1er cycle alors que le père lui-même dit qu'il a un niveau Supérieur au niveau de la section 2.</w:t>
+              <w:t>Incoherence! coumba Thiam dispose d'un téléphone portable à s01q39, donc la raison évoquée ne peut pas être (ne dispose pas d'appareil).</w:t>
             </w:r>
           </w:p>
         </w:tc>
@@ -1174,7 +1174,7 @@
                 <w:color w:val="16A34A"/>
                 <w:sz w:val="16"/>
               </w:rPr>
-              <w:t>s01q25, s01q30, s04q23, s01q00b, s01q30_decode, s04q23_decode</w:t>
+              <w:t>—</w:t>
             </w:r>
           </w:p>
         </w:tc>
@@ -1205,7 +1205,7 @@
                 <w:i w:val="0"/>
                 <w:sz w:val="17"/>
               </w:rPr>
-              <w:t>Incoherence! Amadou Guisse a declaré que la catégorie socioprofessionnelle de son père est Ouvrier ou employé non qualifié alors que le père lui-même declare comme catégorie socioprofessionnelle Cadre supérieur au niveau de la section 4b.</w:t>
+              <w:t>Incoherence! coumba Thiam a dit que sa mère a un niveau Aucun alors que la mère elle-même dit qu'elle a un niveau Secondaire 1 (Moyen) Général au niveau de la section 2.</w:t>
             </w:r>
           </w:p>
         </w:tc>
@@ -1295,7 +1295,7 @@
                 <w:i w:val="0"/>
                 <w:sz w:val="17"/>
               </w:rPr>
-              <w:t>Incoherence! Amadou Guisse a declaré que le secteur institutionnel de son père est Entreprise individuelle alors que le père lui-même declare comme secteur institutionnel Etat/Collectivités locales au niveau de la section 4b.</w:t>
+              <w:t>Incoherence! SOULEYE THIAM a dit que sa mère a un niveau Aucun alors que la mère elle-même dit qu'elle a un niveau Secondaire 1 (Moyen) Général au niveau de la section 2.</w:t>
             </w:r>
           </w:p>
         </w:tc>
@@ -1354,7 +1354,7 @@
                 <w:color w:val="16A34A"/>
                 <w:sz w:val="16"/>
               </w:rPr>
-              <w:t>—</w:t>
+              <w:t>s01q32, s01q36, s01q38, s04q37_modif, s02q33, s02q34, s01q00b</w:t>
             </w:r>
           </w:p>
         </w:tc>
@@ -1385,7 +1385,7 @@
                 <w:i w:val="0"/>
                 <w:sz w:val="17"/>
               </w:rPr>
-              <w:t>Incohérence!!! seulement les écoles privées paient les frais de scolarité (y compris les frais d'inscription).</w:t>
+              <w:t>Peu probable!!! Vu l'âge (15 ans) de Serigne Abdou Thiam ou l'année à laquelle Serigne Abdou Thiam a fréquenté l'école pour la dernière fois (.) le dernier diplome de Serigne Abdou Thiam ne peut être le Certificat d'études primaires (CEP), prière de corriger cette incohérence ou confirmer avec le QG.</w:t>
             </w:r>
           </w:p>
         </w:tc>
@@ -1444,7 +1444,7 @@
                 <w:color w:val="16A34A"/>
                 <w:sz w:val="16"/>
               </w:rPr>
-              <w:t>s01q32, s01q36, s01q38, s04q37_modif, s02q33, s02q34, s01q00b</w:t>
+              <w:t>—</w:t>
             </w:r>
           </w:p>
         </w:tc>
@@ -1475,7 +1475,7 @@
                 <w:i w:val="0"/>
                 <w:sz w:val="17"/>
               </w:rPr>
-              <w:t>Peu probable!!! Vu l'âge (15 ans) de Serigne Abdou Thiam ou l'année à laquelle Serigne Abdou Thiam a fréquenté l'école pour la dernière fois (.) le dernier diplome de Serigne Abdou Thiam ne peut être le Certificat d'études primaires (CEP), prière de corriger cette incohérence ou confirmer avec le QG.</w:t>
+              <w:t>Incoherent!!! Boury Thiam 1 n'a pas fréquenté l'école au cours de l'année scolaire 2024/2025 mais a déclaré .a comme dernière année à laquelle il/elle a fréquenté l'école.</w:t>
             </w:r>
           </w:p>
         </w:tc>
@@ -1534,7 +1534,7 @@
                 <w:color w:val="16A34A"/>
                 <w:sz w:val="16"/>
               </w:rPr>
-              <w:t>—</w:t>
+              <w:t>s02q33, s01q00b</w:t>
             </w:r>
           </w:p>
         </w:tc>
@@ -1565,7 +1565,7 @@
                 <w:i w:val="0"/>
                 <w:sz w:val="17"/>
               </w:rPr>
-              <w:t>Incoherent!!! Boury Thiam 1 n'a pas fréquenté l'école au cours de l'année scolaire 2024/2025 mais a déclaré .a comme dernière année à laquelle il/elle a fréquenté l'école.</w:t>
+              <w:t>Incoherent!!! La dernière fois que Khady Mboup a  fréquenté l'école est 9999.</w:t>
             </w:r>
           </w:p>
         </w:tc>
@@ -1598,7 +1598,7 @@
                 <w:i w:val="0"/>
                 <w:sz w:val="16"/>
               </w:rPr>
-              <w:t>S02</w:t>
+              <w:t>S03</w:t>
               <w:br/>
             </w:r>
             <w:r>
@@ -1608,7 +1608,7 @@
                 <w:color w:val="64748B"/>
                 <w:sz w:val="14"/>
               </w:rPr>
-              <w:t>Éducation</w:t>
+              <w:t>Santé</w:t>
             </w:r>
           </w:p>
         </w:tc>
@@ -1624,7 +1624,7 @@
                 <w:color w:val="16A34A"/>
                 <w:sz w:val="16"/>
               </w:rPr>
-              <w:t>s02q33, s01q00b</w:t>
+              <w:t>s03q29</w:t>
             </w:r>
           </w:p>
         </w:tc>
@@ -1655,7 +1655,7 @@
                 <w:i w:val="0"/>
                 <w:sz w:val="17"/>
               </w:rPr>
-              <w:t>Incoherent!!! La dernière fois que Khady Mboup a  fréquenté l'école est 9999.</w:t>
+              <w:t>Incoherence!!! coumba Thiam a effectué des dépenses de transport en santé (ambulances, véhicules médicalisés spécialisés, location de taxi) (3.28=Oui) mais la depense liée à ce transport est nulle 0 ou ne sait pas dans la question (s03q29).</w:t>
             </w:r>
           </w:p>
         </w:tc>
@@ -1688,7 +1688,7 @@
                 <w:i w:val="0"/>
                 <w:sz w:val="16"/>
               </w:rPr>
-              <w:t>S03</w:t>
+              <w:t>S04</w:t>
               <w:br/>
             </w:r>
             <w:r>
@@ -1698,7 +1698,7 @@
                 <w:color w:val="64748B"/>
                 <w:sz w:val="14"/>
               </w:rPr>
-              <w:t>Santé</w:t>
+              <w:t>Emploi</w:t>
             </w:r>
           </w:p>
         </w:tc>
@@ -1714,7 +1714,7 @@
                 <w:color w:val="16A34A"/>
                 <w:sz w:val="16"/>
               </w:rPr>
-              <w:t>s03q29</w:t>
+              <w:t>—</w:t>
             </w:r>
           </w:p>
         </w:tc>
@@ -1745,7 +1745,7 @@
                 <w:i w:val="0"/>
                 <w:sz w:val="17"/>
               </w:rPr>
-              <w:t>Incoherence!!! coumba Thiam a effectué des dépenses de transport en santé (ambulances, véhicules médicalisés spécialisés, location de taxi) (3.28=Oui) mais la depense liée à ce transport est nulle 0 ou ne sait pas dans la question (s03q29).</w:t>
+              <w:t>Incohérence détectée ! Il semble peu probable que SOULEYE THIAM occupe un emploi pour l'ETAT/collectivités locales ou dans une entreprise publique/parapublique tout en travaillant moins de 20 jours par mois.</w:t>
             </w:r>
           </w:p>
         </w:tc>
@@ -1760,10 +1760,10 @@
               <w:rPr>
                 <w:b/>
                 <w:i w:val="0"/>
-                <w:color w:val="DC2626"/>
-                <w:sz w:val="16"/>
-              </w:rPr>
-              <w:t>Haute</w:t>
+                <w:color w:val="EA580C"/>
+                <w:sz w:val="16"/>
+              </w:rPr>
+              <w:t>Moyenne</w:t>
             </w:r>
           </w:p>
         </w:tc>
@@ -1778,7 +1778,7 @@
                 <w:i w:val="0"/>
                 <w:sz w:val="16"/>
               </w:rPr>
-              <w:t>S04</w:t>
+              <w:t>S00</w:t>
               <w:br/>
             </w:r>
             <w:r>
@@ -1788,7 +1788,7 @@
                 <w:color w:val="64748B"/>
                 <w:sz w:val="14"/>
               </w:rPr>
-              <w:t>Emploi</w:t>
+              <w:t>Identification</w:t>
             </w:r>
           </w:p>
         </w:tc>
@@ -1835,7 +1835,7 @@
                 <w:i w:val="0"/>
                 <w:sz w:val="17"/>
               </w:rPr>
-              <w:t>Incohérence détectée ! Il semble peu probable que SOULEYE THIAM occupe un emploi pour l'ETAT/collectivités locales ou dans une entreprise publique/parapublique tout en travaillant moins de 20 jours par mois.</w:t>
+              <w:t>L'adresse ou la localisation du ménage doit être bien renseignée, ne doit pas contenir des numéros de téléphone et elle semble courte pour être une adresse.</w:t>
             </w:r>
           </w:p>
         </w:tc>
@@ -1925,7 +1925,7 @@
                 <w:i w:val="0"/>
                 <w:sz w:val="17"/>
               </w:rPr>
-              <w:t>L'adresse ou la localisation du ménage doit être bien renseignée, ne doit pas contenir des numéros de téléphone et elle semble courte pour être une adresse.</w:t>
+              <w:t>Prière de renseigner la bonne adresse.Attention! Il manque des informations non renseignées dans la section 0, prière de regarder toutes les autres informations dans l'identification du ménage (IDENTIFICATION ET RENSEIGNEMENTS DE CONTROLE) ou dans OBSERVATIONS pour pouvoir renseigné toutes les questions liées au ménage.</w:t>
             </w:r>
           </w:p>
         </w:tc>
@@ -1958,7 +1958,7 @@
                 <w:i w:val="0"/>
                 <w:sz w:val="16"/>
               </w:rPr>
-              <w:t>S00</w:t>
+              <w:t>S01</w:t>
               <w:br/>
             </w:r>
             <w:r>
@@ -1968,7 +1968,7 @@
                 <w:color w:val="64748B"/>
                 <w:sz w:val="14"/>
               </w:rPr>
-              <w:t>Identification</w:t>
+              <w:t>Démographie</w:t>
             </w:r>
           </w:p>
         </w:tc>
@@ -2015,7 +2015,7 @@
                 <w:i w:val="0"/>
                 <w:sz w:val="17"/>
               </w:rPr>
-              <w:t>Prière de renseigner la bonne adresse.Attention! Il manque des informations non renseignées dans la section 0, prière de regarder toutes les autres informations dans l'identification du ménage (IDENTIFICATION ET RENSEIGNEMENTS DE CONTROLE) ou dans OBSERVATIONS pour pouvoir renseigné toutes les questions liées au ménage.</w:t>
+              <w:t>Prière de verifier l'information donnée par Amadou Guisse ou corriger au niveau de la section 1.</w:t>
             </w:r>
           </w:p>
         </w:tc>
@@ -2704,7 +2704,7 @@
                 <w:color w:val="16A34A"/>
                 <w:sz w:val="16"/>
               </w:rPr>
-              <w:t>s00q27, s01q03a, s01q03b, s01q03c, s01q00b</w:t>
+              <w:t>s01q10_1</w:t>
             </w:r>
           </w:p>
         </w:tc>
@@ -2735,367 +2735,7 @@
                 <w:i w:val="0"/>
                 <w:sz w:val="17"/>
               </w:rPr>
-              <w:t>Les informations sur l'acte de naissance (ni Jours, ni mois et ni années) de  Amadou Guisse  manquent, s'il vous plait pouvez-vous fournir d'effort pour avoir ces informations.</w:t>
-            </w:r>
-          </w:p>
-        </w:tc>
-      </w:tr>
-      <w:tr>
-        <w:tc>
-          <w:tcPr>
-            <w:tcW w:type="dxa" w:w="964"/>
-          </w:tcPr>
-          <w:p>
-            <w:r>
-              <w:rPr>
-                <w:b/>
-                <w:i w:val="0"/>
-                <w:color w:val="EA580C"/>
-                <w:sz w:val="16"/>
-              </w:rPr>
-              <w:t>Moyenne</w:t>
-            </w:r>
-          </w:p>
-        </w:tc>
-        <w:tc>
-          <w:tcPr>
-            <w:tcW w:type="dxa" w:w="1247"/>
-          </w:tcPr>
-          <w:p>
-            <w:r>
-              <w:rPr>
-                <w:b/>
-                <w:i w:val="0"/>
-                <w:sz w:val="16"/>
-              </w:rPr>
-              <w:t>S01</w:t>
-              <w:br/>
-            </w:r>
-            <w:r>
-              <w:rPr>
-                <w:b w:val="0"/>
-                <w:i w:val="0"/>
-                <w:color w:val="64748B"/>
-                <w:sz w:val="14"/>
-              </w:rPr>
-              <w:t>Démographie</w:t>
-            </w:r>
-          </w:p>
-        </w:tc>
-        <w:tc>
-          <w:tcPr>
-            <w:tcW w:type="dxa" w:w="1531"/>
-          </w:tcPr>
-          <w:p>
-            <w:r>
-              <w:rPr>
-                <w:b/>
-                <w:i w:val="0"/>
-                <w:color w:val="16A34A"/>
-                <w:sz w:val="16"/>
-              </w:rPr>
-              <w:t>s01q04a, s01q03b</w:t>
-            </w:r>
-          </w:p>
-        </w:tc>
-        <w:tc>
-          <w:tcPr>
-            <w:tcW w:type="dxa" w:w="1191"/>
-          </w:tcPr>
-          <w:p>
-            <w:r>
-              <w:rPr>
-                <w:b w:val="0"/>
-                <w:i w:val="0"/>
-                <w:color w:val="64748B"/>
-                <w:sz w:val="16"/>
-              </w:rPr>
-              <w:t>GT-CQ</w:t>
-            </w:r>
-          </w:p>
-        </w:tc>
-        <w:tc>
-          <w:tcPr>
-            <w:tcW w:type="dxa" w:w="4706"/>
-          </w:tcPr>
-          <w:p>
-            <w:r>
-              <w:rPr>
-                <w:b w:val="0"/>
-                <w:i w:val="0"/>
-                <w:sz w:val="17"/>
-              </w:rPr>
-              <w:t>Le mois de l'enfant ( Amadou Guisse ) n'est pas connu mais vous avez declaré en s01q04a le nombre de mois, prière de changer NSP au niveau de s01q03b.</w:t>
-            </w:r>
-          </w:p>
-        </w:tc>
-      </w:tr>
-      <w:tr>
-        <w:tc>
-          <w:tcPr>
-            <w:tcW w:type="dxa" w:w="964"/>
-          </w:tcPr>
-          <w:p>
-            <w:r>
-              <w:rPr>
-                <w:b/>
-                <w:i w:val="0"/>
-                <w:color w:val="EA580C"/>
-                <w:sz w:val="16"/>
-              </w:rPr>
-              <w:t>Moyenne</w:t>
-            </w:r>
-          </w:p>
-        </w:tc>
-        <w:tc>
-          <w:tcPr>
-            <w:tcW w:type="dxa" w:w="1247"/>
-          </w:tcPr>
-          <w:p>
-            <w:r>
-              <w:rPr>
-                <w:b/>
-                <w:i w:val="0"/>
-                <w:sz w:val="16"/>
-              </w:rPr>
-              <w:t>S01</w:t>
-              <w:br/>
-            </w:r>
-            <w:r>
-              <w:rPr>
-                <w:b w:val="0"/>
-                <w:i w:val="0"/>
-                <w:color w:val="64748B"/>
-                <w:sz w:val="14"/>
-              </w:rPr>
-              <w:t>Démographie</w:t>
-            </w:r>
-          </w:p>
-        </w:tc>
-        <w:tc>
-          <w:tcPr>
-            <w:tcW w:type="dxa" w:w="1531"/>
-          </w:tcPr>
-          <w:p>
-            <w:r>
-              <w:rPr>
-                <w:b/>
-                <w:i w:val="0"/>
-                <w:color w:val="16A34A"/>
-                <w:sz w:val="16"/>
-              </w:rPr>
-              <w:t>—</w:t>
-            </w:r>
-          </w:p>
-        </w:tc>
-        <w:tc>
-          <w:tcPr>
-            <w:tcW w:type="dxa" w:w="1191"/>
-          </w:tcPr>
-          <w:p>
-            <w:r>
-              <w:rPr>
-                <w:b w:val="0"/>
-                <w:i w:val="0"/>
-                <w:color w:val="64748B"/>
-                <w:sz w:val="16"/>
-              </w:rPr>
-              <w:t>GT-CQ</w:t>
-            </w:r>
-          </w:p>
-        </w:tc>
-        <w:tc>
-          <w:tcPr>
-            <w:tcW w:type="dxa" w:w="4706"/>
-          </w:tcPr>
-          <w:p>
-            <w:r>
-              <w:rPr>
-                <w:b w:val="0"/>
-                <w:i w:val="0"/>
-                <w:sz w:val="17"/>
-              </w:rPr>
-              <w:t>Prière de verifier l'information donnée par Amadou Guisse ou corriger au niveau de la section 1.</w:t>
-            </w:r>
-          </w:p>
-        </w:tc>
-      </w:tr>
-      <w:tr>
-        <w:tc>
-          <w:tcPr>
-            <w:tcW w:type="dxa" w:w="964"/>
-          </w:tcPr>
-          <w:p>
-            <w:r>
-              <w:rPr>
-                <w:b/>
-                <w:i w:val="0"/>
-                <w:color w:val="EA580C"/>
-                <w:sz w:val="16"/>
-              </w:rPr>
-              <w:t>Moyenne</w:t>
-            </w:r>
-          </w:p>
-        </w:tc>
-        <w:tc>
-          <w:tcPr>
-            <w:tcW w:type="dxa" w:w="1247"/>
-          </w:tcPr>
-          <w:p>
-            <w:r>
-              <w:rPr>
-                <w:b/>
-                <w:i w:val="0"/>
-                <w:sz w:val="16"/>
-              </w:rPr>
-              <w:t>S01</w:t>
-              <w:br/>
-            </w:r>
-            <w:r>
-              <w:rPr>
-                <w:b w:val="0"/>
-                <w:i w:val="0"/>
-                <w:color w:val="64748B"/>
-                <w:sz w:val="14"/>
-              </w:rPr>
-              <w:t>Démographie</w:t>
-            </w:r>
-          </w:p>
-        </w:tc>
-        <w:tc>
-          <w:tcPr>
-            <w:tcW w:type="dxa" w:w="1531"/>
-          </w:tcPr>
-          <w:p>
-            <w:r>
-              <w:rPr>
-                <w:b/>
-                <w:i w:val="0"/>
-                <w:color w:val="16A34A"/>
-                <w:sz w:val="16"/>
-              </w:rPr>
-              <w:t>s01q10_1</w:t>
-            </w:r>
-          </w:p>
-        </w:tc>
-        <w:tc>
-          <w:tcPr>
-            <w:tcW w:type="dxa" w:w="1191"/>
-          </w:tcPr>
-          <w:p>
-            <w:r>
-              <w:rPr>
-                <w:b w:val="0"/>
-                <w:i w:val="0"/>
-                <w:color w:val="64748B"/>
-                <w:sz w:val="16"/>
-              </w:rPr>
-              <w:t>GT-CQ</w:t>
-            </w:r>
-          </w:p>
-        </w:tc>
-        <w:tc>
-          <w:tcPr>
-            <w:tcW w:type="dxa" w:w="4706"/>
-          </w:tcPr>
-          <w:p>
-            <w:r>
-              <w:rPr>
-                <w:b w:val="0"/>
-                <w:i w:val="0"/>
-                <w:sz w:val="17"/>
-              </w:rPr>
               <w:t>La taille du ménage lors de l'enquête principale (9) de ce ménage est inférieur à la taille du denombrement (15), prière de fournir des explications concrètes ou aller revisiter le ménage.</w:t>
-            </w:r>
-          </w:p>
-        </w:tc>
-      </w:tr>
-      <w:tr>
-        <w:tc>
-          <w:tcPr>
-            <w:tcW w:type="dxa" w:w="964"/>
-          </w:tcPr>
-          <w:p>
-            <w:r>
-              <w:rPr>
-                <w:b/>
-                <w:i w:val="0"/>
-                <w:color w:val="EA580C"/>
-                <w:sz w:val="16"/>
-              </w:rPr>
-              <w:t>Moyenne</w:t>
-            </w:r>
-          </w:p>
-        </w:tc>
-        <w:tc>
-          <w:tcPr>
-            <w:tcW w:type="dxa" w:w="1247"/>
-          </w:tcPr>
-          <w:p>
-            <w:r>
-              <w:rPr>
-                <w:b/>
-                <w:i w:val="0"/>
-                <w:sz w:val="16"/>
-              </w:rPr>
-              <w:t>S02</w:t>
-              <w:br/>
-            </w:r>
-            <w:r>
-              <w:rPr>
-                <w:b w:val="0"/>
-                <w:i w:val="0"/>
-                <w:color w:val="64748B"/>
-                <w:sz w:val="14"/>
-              </w:rPr>
-              <w:t>Éducation</w:t>
-            </w:r>
-          </w:p>
-        </w:tc>
-        <w:tc>
-          <w:tcPr>
-            <w:tcW w:type="dxa" w:w="1531"/>
-          </w:tcPr>
-          <w:p>
-            <w:r>
-              <w:rPr>
-                <w:b/>
-                <w:i w:val="0"/>
-                <w:color w:val="16A34A"/>
-                <w:sz w:val="16"/>
-              </w:rPr>
-              <w:t>—</w:t>
-            </w:r>
-          </w:p>
-        </w:tc>
-        <w:tc>
-          <w:tcPr>
-            <w:tcW w:type="dxa" w:w="1191"/>
-          </w:tcPr>
-          <w:p>
-            <w:r>
-              <w:rPr>
-                <w:b w:val="0"/>
-                <w:i w:val="0"/>
-                <w:color w:val="64748B"/>
-                <w:sz w:val="16"/>
-              </w:rPr>
-              <w:t>GT-CQ</w:t>
-            </w:r>
-          </w:p>
-        </w:tc>
-        <w:tc>
-          <w:tcPr>
-            <w:tcW w:type="dxa" w:w="4706"/>
-          </w:tcPr>
-          <w:p>
-            <w:r>
-              <w:rPr>
-                <w:b w:val="0"/>
-                <w:i w:val="0"/>
-                <w:sz w:val="17"/>
-              </w:rPr>
-              <w:t>veuillez, s'il vous plait, confirmer les frais de scolarité ( 3000 FCFA) payée de Serigne Abdou Thiam avec le QG ou apporter les corrections nécessaires.</w:t>
             </w:r>
           </w:p>
         </w:tc>
